--- a/public/Amina_Ali_CV_.docx
+++ b/public/Amina_Ali_CV_.docx
@@ -11,10 +11,9 @@
       </w:pPr>
       <w:r>
         <w:rPr>
-          <w:rFonts w:eastAsia="Calibri" w:cs="Calibri" w:ascii="Calibri" w:hAnsi="Calibri"/>
           <w:b/>
           <w:bCs/>
-          <w:color w:val="1F3864"/>
+          <w:color w:val="1F2937"/>
           <w:sz w:val="40"/>
           <w:szCs w:val="40"/>
         </w:rPr>
@@ -24,15 +23,16 @@
     <w:p>
       <w:pPr>
         <w:pStyle w:val="Normal"/>
-        <w:spacing w:before="0" w:after="120"/>
-        <w:rPr/>
-      </w:pPr>
-      <w:r>
-        <w:rPr>
-          <w:rFonts w:eastAsia="Calibri" w:cs="Calibri" w:ascii="Calibri" w:hAnsi="Calibri"/>
-          <w:color w:val="555555"/>
-          <w:sz w:val="22"/>
-          <w:szCs w:val="22"/>
+        <w:spacing w:before="0" w:after="100"/>
+        <w:rPr/>
+      </w:pPr>
+      <w:r>
+        <w:rPr>
+          <w:b/>
+          <w:bCs/>
+          <w:color w:val="2563EB"/>
+          <w:sz w:val="21"/>
+          <w:szCs w:val="21"/>
         </w:rPr>
         <w:t>Full-Stack Developer  •  Web &amp; Mobile Applications  •  AI/ML Products</w:t>
       </w:r>
@@ -40,27 +40,22 @@
     <w:p>
       <w:pPr>
         <w:pStyle w:val="Normal"/>
-        <w:pBdr>
-          <w:bottom w:val="single" w:sz="6" w:space="6" w:color="CCCCCC"/>
-        </w:pBdr>
-        <w:spacing w:before="0" w:after="140"/>
-        <w:rPr/>
-      </w:pPr>
-      <w:r>
-        <w:rPr>
-          <w:rFonts w:eastAsia="Calibri" w:cs="Calibri" w:ascii="Calibri" w:hAnsi="Calibri"/>
-          <w:color w:val="555555"/>
-          <w:sz w:val="20"/>
-          <w:szCs w:val="20"/>
-        </w:rPr>
-        <w:t xml:space="preserve">Gujrat, Punjab, Pakistan   |   aliamina1004@gmail.com   |   </w:t>
+        <w:spacing w:before="0" w:after="200"/>
+        <w:rPr/>
+      </w:pPr>
+      <w:r>
+        <w:rPr>
+          <w:color w:val="1F2937"/>
+          <w:sz w:val="20"/>
+          <w:szCs w:val="20"/>
+        </w:rPr>
+        <w:t xml:space="preserve">Gujrat, Punjab, Pakistan  |  aliamina1004@gmail.com  |  </w:t>
       </w:r>
       <w:hyperlink r:id="rId2">
         <w:r>
           <w:rPr>
             <w:rStyle w:val="ListLabel10"/>
-            <w:rFonts w:eastAsia="Calibri" w:cs="Calibri" w:ascii="Calibri" w:hAnsi="Calibri"/>
-            <w:color w:val="1155CC"/>
+            <w:color w:val="2563EB"/>
             <w:sz w:val="20"/>
             <w:szCs w:val="20"/>
             <w:u w:val="single"/>
@@ -70,19 +65,37 @@
       </w:hyperlink>
       <w:r>
         <w:rPr>
-          <w:rFonts w:eastAsia="Calibri" w:cs="Calibri" w:ascii="Calibri" w:hAnsi="Calibri"/>
-          <w:color w:val="555555"/>
-          <w:sz w:val="20"/>
-          <w:szCs w:val="20"/>
-        </w:rPr>
-        <w:t xml:space="preserve">   |   </w:t>
+          <w:color w:val="1F2937"/>
+          <w:sz w:val="20"/>
+          <w:szCs w:val="20"/>
+        </w:rPr>
+        <w:t xml:space="preserve">  |  </w:t>
       </w:r>
       <w:hyperlink r:id="rId3">
         <w:r>
           <w:rPr>
             <w:rStyle w:val="ListLabel10"/>
-            <w:rFonts w:eastAsia="Calibri" w:cs="Calibri" w:ascii="Calibri" w:hAnsi="Calibri"/>
-            <w:color w:val="1155CC"/>
+            <w:color w:val="2563EB"/>
+            <w:sz w:val="20"/>
+            <w:szCs w:val="20"/>
+            <w:u w:val="single"/>
+          </w:rPr>
+          <w:t>thedevamina.vercel.app</w:t>
+        </w:r>
+      </w:hyperlink>
+      <w:r>
+        <w:rPr>
+          <w:color w:val="1F2937"/>
+          <w:sz w:val="20"/>
+          <w:szCs w:val="20"/>
+        </w:rPr>
+        <w:t xml:space="preserve">  |  </w:t>
+      </w:r>
+      <w:hyperlink r:id="rId4">
+        <w:r>
+          <w:rPr>
+            <w:rStyle w:val="ListLabel10"/>
+            <w:color w:val="2563EB"/>
             <w:sz w:val="20"/>
             <w:szCs w:val="20"/>
             <w:u w:val="single"/>
@@ -95,103 +108,86 @@
       <w:pPr>
         <w:pStyle w:val="Normal"/>
         <w:pBdr>
-          <w:bottom w:val="single" w:sz="4" w:space="2" w:color="1F3864"/>
+          <w:bottom w:val="single" w:sz="6" w:space="2" w:color="2563EB"/>
         </w:pBdr>
-        <w:spacing w:before="120" w:after="60"/>
-        <w:rPr/>
-      </w:pPr>
-      <w:r>
-        <w:rPr>
-          <w:rFonts w:eastAsia="Calibri" w:cs="Calibri" w:ascii="Calibri" w:hAnsi="Calibri"/>
+        <w:spacing w:before="180" w:after="80"/>
+        <w:rPr/>
+      </w:pPr>
+      <w:r>
+        <w:rPr>
           <w:b/>
           <w:bCs/>
-          <w:color w:val="1F3864"/>
-          <w:sz w:val="22"/>
-          <w:szCs w:val="22"/>
-        </w:rPr>
-        <w:t>PROFESSIONAL SUMMARY</w:t>
-      </w:r>
-    </w:p>
-    <w:p>
-      <w:pPr>
-        <w:pStyle w:val="Normal"/>
-        <w:spacing w:before="0" w:after="40"/>
-        <w:rPr/>
-      </w:pPr>
-      <w:r>
-        <w:rPr>
-          <w:rFonts w:eastAsia="Calibri" w:cs="Calibri" w:ascii="Calibri" w:hAnsi="Calibri"/>
-          <w:color w:val="222222"/>
-          <w:sz w:val="20"/>
-          <w:szCs w:val="20"/>
-        </w:rPr>
-        <w:t>Full-stack developer building practical, product-focused software across web, mobile, and AI/ML — from React and React Native interfaces to Flask/Laravel APIs and ML-backed workflows. Founder of SmarkTech, a personal software practice for shipping independent web, AI, and mobile products end-to-end. Comfortable owning a problem from definition through iterative delivery, with hands-on internship experience and an active GitHub portfolio. Currently pursuing a BS in Computer Science, seeking a remote software engineering internship to contribute to real-world products while growing into a full-time engineering role.</w:t>
+          <w:caps/>
+          <w:color w:val="1F2937"/>
+          <w:spacing w:val="20"/>
+          <w:sz w:val="21"/>
+          <w:szCs w:val="21"/>
+        </w:rPr>
+        <w:t>Professional Summary</w:t>
+      </w:r>
+    </w:p>
+    <w:p>
+      <w:pPr>
+        <w:pStyle w:val="Normal"/>
+        <w:spacing w:before="0" w:after="100"/>
+        <w:rPr/>
+      </w:pPr>
+      <w:r>
+        <w:rPr>
+          <w:color w:val="1F2937"/>
+          <w:sz w:val="20"/>
+          <w:szCs w:val="20"/>
+        </w:rPr>
+        <w:t>Full-stack developer who ships complete products, not just code, across web, mobile, and AI/ML. Built and deployed six independent projects end-to-end, including a multi-model machine learning recommendation engine and a React Native mobile app with full authentication and analytics. Currently gaining production experience as a Software Development Intern at Techno Fortress. Pursuing a BS in Computer Science and seeking a remote software engineering internship to apply and grow full-stack skills on real-world products.</w:t>
       </w:r>
     </w:p>
     <w:p>
       <w:pPr>
         <w:pStyle w:val="Normal"/>
         <w:pBdr>
-          <w:bottom w:val="single" w:sz="4" w:space="2" w:color="1F3864"/>
+          <w:bottom w:val="single" w:sz="6" w:space="2" w:color="2563EB"/>
         </w:pBdr>
-        <w:spacing w:before="120" w:after="60"/>
-        <w:rPr/>
-      </w:pPr>
-      <w:r>
-        <w:rPr>
-          <w:rFonts w:eastAsia="Calibri" w:cs="Calibri" w:ascii="Calibri" w:hAnsi="Calibri"/>
+        <w:spacing w:before="180" w:after="80"/>
+        <w:rPr/>
+      </w:pPr>
+      <w:r>
+        <w:rPr>
           <w:b/>
           <w:bCs/>
-          <w:color w:val="1F3864"/>
-          <w:sz w:val="22"/>
-          <w:szCs w:val="22"/>
-        </w:rPr>
-        <w:t>EXPERIENCE</w:t>
-      </w:r>
-    </w:p>
-    <w:p>
-      <w:pPr>
-        <w:pStyle w:val="Normal"/>
-        <w:tabs>
-          <w:tab w:val="clear" w:pos="720"/>
-          <w:tab w:val="right" w:pos="9350" w:leader="none"/>
-        </w:tabs>
-        <w:spacing w:before="90" w:after="30"/>
-        <w:rPr/>
-      </w:pPr>
-      <w:r>
-        <w:rPr>
-          <w:rFonts w:eastAsia="Calibri" w:cs="Calibri" w:ascii="Calibri" w:hAnsi="Calibri"/>
+          <w:caps/>
+          <w:color w:val="1F2937"/>
+          <w:spacing w:val="20"/>
+          <w:sz w:val="21"/>
+          <w:szCs w:val="21"/>
+        </w:rPr>
+        <w:t>Experience</w:t>
+      </w:r>
+    </w:p>
+    <w:p>
+      <w:pPr>
+        <w:pStyle w:val="Normal"/>
+        <w:spacing w:before="0" w:after="20"/>
+        <w:rPr/>
+      </w:pPr>
+      <w:r>
+        <w:rPr>
           <w:b/>
           <w:bCs/>
-          <w:color w:val="222222"/>
-          <w:sz w:val="22"/>
-          <w:szCs w:val="22"/>
+          <w:color w:val="1F2937"/>
+          <w:sz w:val="21"/>
+          <w:szCs w:val="21"/>
         </w:rPr>
         <w:t>Software Development Intern</w:t>
       </w:r>
       <w:r>
         <w:rPr>
-          <w:rFonts w:eastAsia="Calibri" w:cs="Calibri" w:ascii="Calibri" w:hAnsi="Calibri"/>
-          <w:b w:val="false"/>
-          <w:bCs w:val="false"/>
-          <w:color w:val="222222"/>
-          <w:sz w:val="22"/>
-          <w:szCs w:val="22"/>
-        </w:rPr>
-        <w:t xml:space="preserve">  |  Techno Fortress</w:t>
-      </w:r>
-      <w:r>
-        <w:rPr>
-          <w:rFonts w:eastAsia="Calibri" w:cs="Calibri" w:ascii="Calibri" w:hAnsi="Calibri"/>
           <w:i/>
           <w:iCs/>
-          <w:color w:val="555555"/>
-          <w:sz w:val="20"/>
-          <w:szCs w:val="20"/>
-        </w:rPr>
-        <w:tab/>
-        <w:t>July 2026 – Present</w:t>
+          <w:color w:val="1F2937"/>
+          <w:sz w:val="20"/>
+          <w:szCs w:val="20"/>
+        </w:rPr>
+        <w:t xml:space="preserve">  |  Techno Fortress  |  July 2026 – Present</w:t>
       </w:r>
     </w:p>
     <w:p>
@@ -201,17 +197,16 @@
           <w:ilvl w:val="0"/>
           <w:numId w:val="3"/>
         </w:numPr>
-        <w:spacing w:before="0" w:after="40"/>
-        <w:rPr/>
-      </w:pPr>
-      <w:r>
-        <w:rPr>
-          <w:rFonts w:eastAsia="Calibri" w:cs="Calibri" w:ascii="Calibri" w:hAnsi="Calibri"/>
-          <w:color w:val="222222"/>
-          <w:sz w:val="20"/>
-          <w:szCs w:val="20"/>
-        </w:rPr>
-        <w:t>Contributing to live software development projects in a professional on-site team environment, applying full-stack engineering practices learned through independent product work.</w:t>
+        <w:spacing w:before="0" w:after="45"/>
+        <w:rPr/>
+      </w:pPr>
+      <w:r>
+        <w:rPr>
+          <w:color w:val="1F2937"/>
+          <w:sz w:val="20"/>
+          <w:szCs w:val="20"/>
+        </w:rPr>
+        <w:t>Contribute to live software development projects within a professional on-site engineering team, applying full-stack practices developed through independent product work.</w:t>
       </w:r>
     </w:p>
     <w:p>
@@ -221,72 +216,43 @@
           <w:ilvl w:val="0"/>
           <w:numId w:val="1"/>
         </w:numPr>
-        <w:spacing w:before="0" w:after="40"/>
-        <w:rPr/>
-      </w:pPr>
-      <w:r>
-        <w:rPr>
-          <w:rFonts w:eastAsia="Calibri" w:cs="Calibri" w:ascii="Calibri" w:hAnsi="Calibri"/>
-          <w:color w:val="222222"/>
-          <w:sz w:val="20"/>
-          <w:szCs w:val="20"/>
-        </w:rPr>
-        <w:t>Collaborating with a development team on task delivery, code quality, and iterative feature improvements.</w:t>
-      </w:r>
-    </w:p>
-    <w:p>
-      <w:pPr>
-        <w:pStyle w:val="Normal"/>
-        <w:tabs>
-          <w:tab w:val="clear" w:pos="720"/>
-          <w:tab w:val="right" w:pos="9350" w:leader="none"/>
-        </w:tabs>
-        <w:spacing w:before="90" w:after="30"/>
-        <w:rPr/>
-      </w:pPr>
-      <w:r>
-        <w:rPr>
-          <w:rFonts w:eastAsia="Calibri" w:cs="Calibri" w:ascii="Calibri" w:hAnsi="Calibri"/>
+        <w:spacing w:before="0" w:after="45"/>
+        <w:rPr/>
+      </w:pPr>
+      <w:r>
+        <w:rPr>
+          <w:color w:val="1F2937"/>
+          <w:sz w:val="20"/>
+          <w:szCs w:val="20"/>
+        </w:rPr>
+        <w:t>Collaborate on task delivery, code quality, and iterative feature improvements alongside senior developers.</w:t>
+      </w:r>
+    </w:p>
+    <w:p>
+      <w:pPr>
+        <w:pStyle w:val="Normal"/>
+        <w:spacing w:before="100" w:after="15"/>
+        <w:rPr/>
+      </w:pPr>
+      <w:r>
+        <w:rPr>
           <w:b/>
           <w:bCs/>
-          <w:color w:val="222222"/>
-          <w:sz w:val="22"/>
-          <w:szCs w:val="22"/>
-        </w:rPr>
-        <w:t xml:space="preserve"> </w:t>
-      </w:r>
-      <w:r>
-        <w:rPr>
-          <w:rFonts w:eastAsia="Calibri" w:cs="Calibri" w:ascii="Calibri" w:hAnsi="Calibri"/>
-          <w:b/>
-          <w:bCs/>
-          <w:color w:val="222222"/>
-          <w:sz w:val="22"/>
-          <w:szCs w:val="22"/>
-        </w:rPr>
-        <w:t>Developer</w:t>
-      </w:r>
-      <w:r>
-        <w:rPr>
-          <w:rFonts w:eastAsia="Calibri" w:cs="Calibri" w:ascii="Calibri" w:hAnsi="Calibri"/>
-          <w:b w:val="false"/>
-          <w:bCs w:val="false"/>
-          <w:color w:val="222222"/>
-          <w:sz w:val="22"/>
-          <w:szCs w:val="22"/>
-        </w:rPr>
-        <w:t xml:space="preserve">  </w:t>
-      </w:r>
-      <w:r>
-        <w:rPr>
-          <w:rFonts w:eastAsia="Calibri" w:cs="Calibri" w:ascii="Calibri" w:hAnsi="Calibri"/>
+          <w:color w:val="1F2937"/>
+          <w:sz w:val="21"/>
+          <w:szCs w:val="21"/>
+        </w:rPr>
+        <w:t>Independent Developer</w:t>
+      </w:r>
+      <w:r>
+        <w:rPr>
           <w:i/>
           <w:iCs/>
-          <w:color w:val="555555"/>
-          <w:sz w:val="20"/>
-          <w:szCs w:val="20"/>
-        </w:rPr>
-        <w:tab/>
+          <w:color w:val="1F2937"/>
+          <w:sz w:val="20"/>
+          <w:szCs w:val="20"/>
+        </w:rPr>
+        <w:t xml:space="preserve">  |  2024 – Present</w:t>
       </w:r>
     </w:p>
     <w:p>
@@ -296,17 +262,16 @@
           <w:ilvl w:val="0"/>
           <w:numId w:val="1"/>
         </w:numPr>
-        <w:spacing w:before="0" w:after="40"/>
-        <w:rPr/>
-      </w:pPr>
-      <w:r>
-        <w:rPr>
-          <w:rFonts w:eastAsia="Calibri" w:cs="Calibri" w:ascii="Calibri" w:hAnsi="Calibri"/>
-          <w:color w:val="222222"/>
-          <w:sz w:val="20"/>
-          <w:szCs w:val="20"/>
-        </w:rPr>
-        <w:t>Designed and built multiple end-to-end web, mobile, and AI/ML products independently, managing the full lifecycle from problem definition to deployment.</w:t>
+        <w:spacing w:before="0" w:after="45"/>
+        <w:rPr/>
+      </w:pPr>
+      <w:r>
+        <w:rPr>
+          <w:color w:val="1F2937"/>
+          <w:sz w:val="20"/>
+          <w:szCs w:val="20"/>
+        </w:rPr>
+        <w:t>Designed, built, and deployed six end-to-end products spanning web, mobile, and AI/ML, owning each from problem definition through deployment.</w:t>
       </w:r>
     </w:p>
     <w:p>
@@ -316,56 +281,120 @@
           <w:ilvl w:val="0"/>
           <w:numId w:val="1"/>
         </w:numPr>
-        <w:spacing w:before="0" w:after="40"/>
-        <w:rPr/>
-      </w:pPr>
-      <w:r>
-        <w:rPr>
-          <w:rFonts w:eastAsia="Calibri" w:cs="Calibri" w:ascii="Calibri" w:hAnsi="Calibri"/>
-          <w:color w:val="222222"/>
-          <w:sz w:val="20"/>
-          <w:szCs w:val="20"/>
-        </w:rPr>
-        <w:t>Applied a consistent engineering approach — problem framing, design, modular build, testing, and iteration — across all projects, maintained publicly on GitHub.</w:t>
+        <w:spacing w:before="0" w:after="45"/>
+        <w:rPr/>
+      </w:pPr>
+      <w:r>
+        <w:rPr>
+          <w:color w:val="1F2937"/>
+          <w:sz w:val="20"/>
+          <w:szCs w:val="20"/>
+        </w:rPr>
+        <w:t>Applied a consistent engineering process, problem framing, modular architecture, testing, and iteration, with every project maintained publicly on GitHub.</w:t>
       </w:r>
     </w:p>
     <w:p>
       <w:pPr>
         <w:pStyle w:val="Normal"/>
         <w:pBdr>
-          <w:bottom w:val="single" w:sz="4" w:space="2" w:color="1F3864"/>
+          <w:bottom w:val="single" w:sz="6" w:space="2" w:color="2563EB"/>
         </w:pBdr>
-        <w:spacing w:before="120" w:after="60"/>
-        <w:rPr/>
-      </w:pPr>
-      <w:r>
-        <w:rPr>
-          <w:rFonts w:eastAsia="Calibri" w:cs="Calibri" w:ascii="Calibri" w:hAnsi="Calibri"/>
+        <w:spacing w:before="180" w:after="80"/>
+        <w:rPr/>
+      </w:pPr>
+      <w:r>
+        <w:rPr>
           <w:b/>
           <w:bCs/>
-          <w:color w:val="1F3864"/>
-          <w:sz w:val="22"/>
-          <w:szCs w:val="22"/>
-        </w:rPr>
-        <w:t>SELECTED PROJECTS</w:t>
-      </w:r>
-    </w:p>
-    <w:p>
-      <w:pPr>
-        <w:pStyle w:val="Normal"/>
-        <w:spacing w:before="110" w:after="30"/>
-        <w:rPr/>
-      </w:pPr>
-      <w:hyperlink r:id="rId4">
+          <w:caps/>
+          <w:color w:val="1F2937"/>
+          <w:spacing w:val="20"/>
+          <w:sz w:val="21"/>
+          <w:szCs w:val="21"/>
+        </w:rPr>
+        <w:t>Selected Projects</w:t>
+      </w:r>
+    </w:p>
+    <w:p>
+      <w:pPr>
+        <w:pStyle w:val="Normal"/>
+        <w:spacing w:before="0" w:after="20"/>
+        <w:rPr/>
+      </w:pPr>
+      <w:hyperlink r:id="rId5">
         <w:r>
           <w:rPr>
-            <w:rStyle w:val="ListLabel11"/>
-            <w:rFonts w:eastAsia="Calibri" w:cs="Calibri" w:ascii="Calibri" w:hAnsi="Calibri"/>
-            <w:b/>
-            <w:bCs/>
-            <w:color w:val="1155CC"/>
-            <w:sz w:val="21"/>
-            <w:szCs w:val="21"/>
+            <w:rStyle w:val="ListLabel10"/>
+            <w:color w:val="2563EB"/>
+            <w:sz w:val="20"/>
+            <w:szCs w:val="20"/>
+            <w:u w:val="single"/>
+          </w:rPr>
+          <w:t>ClientIQ</w:t>
+        </w:r>
+      </w:hyperlink>
+      <w:r>
+        <w:rPr>
+          <w:i/>
+          <w:iCs/>
+          <w:color w:val="1F2937"/>
+          <w:sz w:val="20"/>
+          <w:szCs w:val="20"/>
+        </w:rPr>
+        <w:t xml:space="preserve">  —  AI-Powered Platform Recommender</w:t>
+      </w:r>
+    </w:p>
+    <w:p>
+      <w:pPr>
+        <w:pStyle w:val="ListParagraph"/>
+        <w:numPr>
+          <w:ilvl w:val="0"/>
+          <w:numId w:val="1"/>
+        </w:numPr>
+        <w:spacing w:before="0" w:after="45"/>
+        <w:rPr/>
+      </w:pPr>
+      <w:r>
+        <w:rPr>
+          <w:color w:val="1F2937"/>
+          <w:sz w:val="20"/>
+          <w:szCs w:val="20"/>
+        </w:rPr>
+        <w:t>Built a multi-model machine learning workflow that recommends freelance platforms based on a user's profile data.</w:t>
+      </w:r>
+    </w:p>
+    <w:p>
+      <w:pPr>
+        <w:pStyle w:val="ListParagraph"/>
+        <w:numPr>
+          <w:ilvl w:val="0"/>
+          <w:numId w:val="1"/>
+        </w:numPr>
+        <w:spacing w:before="0" w:after="45"/>
+        <w:rPr/>
+      </w:pPr>
+      <w:r>
+        <w:rPr>
+          <w:color w:val="1F2937"/>
+          <w:sz w:val="20"/>
+          <w:szCs w:val="20"/>
+        </w:rPr>
+        <w:t>Engineered a Flask API backend and a React frontend for input and real-time recommendations, handling the full data flow between model and UI.</w:t>
+      </w:r>
+    </w:p>
+    <w:p>
+      <w:pPr>
+        <w:pStyle w:val="Normal"/>
+        <w:spacing w:before="85" w:after="15"/>
+        <w:rPr/>
+      </w:pPr>
+      <w:hyperlink r:id="rId6">
+        <w:r>
+          <w:rPr>
+            <w:rStyle w:val="ListLabel10"/>
+            <w:color w:val="2563EB"/>
+            <w:sz w:val="20"/>
+            <w:szCs w:val="20"/>
             <w:u w:val="single"/>
           </w:rPr>
           <w:t>Aurum Luxury Store</w:t>
@@ -373,14 +402,13 @@
       </w:hyperlink>
       <w:r>
         <w:rPr>
-          <w:rFonts w:eastAsia="Calibri" w:cs="Calibri" w:ascii="Calibri" w:hAnsi="Calibri"/>
           <w:i/>
           <w:iCs/>
-          <w:color w:val="555555"/>
-          <w:sz w:val="21"/>
-          <w:szCs w:val="21"/>
-        </w:rPr>
-        <w:t xml:space="preserve">  —  E-commerce Storefront</w:t>
+          <w:color w:val="1F2937"/>
+          <w:sz w:val="20"/>
+          <w:szCs w:val="20"/>
+        </w:rPr>
+        <w:t xml:space="preserve">  —  E-Commerce Storefront</w:t>
       </w:r>
     </w:p>
     <w:p>
@@ -390,50 +418,45 @@
           <w:ilvl w:val="0"/>
           <w:numId w:val="1"/>
         </w:numPr>
-        <w:spacing w:before="0" w:after="40"/>
-        <w:rPr/>
-      </w:pPr>
-      <w:r>
-        <w:rPr>
-          <w:rFonts w:eastAsia="Calibri" w:cs="Calibri" w:ascii="Calibri" w:hAnsi="Calibri"/>
-          <w:color w:val="222222"/>
-          <w:sz w:val="20"/>
-          <w:szCs w:val="20"/>
-        </w:rPr>
-        <w:t>Building a TypeScript-based e-commerce storefront, including product catalog, cart, and purchase flow UI.</w:t>
-      </w:r>
-    </w:p>
-    <w:p>
-      <w:pPr>
-        <w:pStyle w:val="Normal"/>
-        <w:spacing w:before="110" w:after="30"/>
-        <w:rPr/>
-      </w:pPr>
-      <w:hyperlink r:id="rId5">
+        <w:spacing w:before="0" w:after="45"/>
+        <w:rPr/>
+      </w:pPr>
+      <w:r>
+        <w:rPr>
+          <w:color w:val="1F2937"/>
+          <w:sz w:val="20"/>
+          <w:szCs w:val="20"/>
+        </w:rPr>
+        <w:t>Engineered a TypeScript-based e-commerce storefront with React, Laravel, and MySQL, covering product catalog, cart, and purchase flow.</w:t>
+      </w:r>
+    </w:p>
+    <w:p>
+      <w:pPr>
+        <w:pStyle w:val="Normal"/>
+        <w:spacing w:before="85" w:after="15"/>
+        <w:rPr/>
+      </w:pPr>
+      <w:hyperlink r:id="rId7">
         <w:r>
           <w:rPr>
-            <w:rStyle w:val="ListLabel11"/>
-            <w:rFonts w:eastAsia="Calibri" w:cs="Calibri" w:ascii="Calibri" w:hAnsi="Calibri"/>
-            <w:b/>
-            <w:bCs/>
-            <w:color w:val="1155CC"/>
-            <w:sz w:val="21"/>
-            <w:szCs w:val="21"/>
+            <w:rStyle w:val="ListLabel10"/>
+            <w:color w:val="2563EB"/>
+            <w:sz w:val="20"/>
+            <w:szCs w:val="20"/>
             <w:u w:val="single"/>
           </w:rPr>
-          <w:t>AI-ML-Projects</w:t>
+          <w:t>SpendWise</w:t>
         </w:r>
       </w:hyperlink>
       <w:r>
         <w:rPr>
-          <w:rFonts w:eastAsia="Calibri" w:cs="Calibri" w:ascii="Calibri" w:hAnsi="Calibri"/>
           <w:i/>
           <w:iCs/>
-          <w:color w:val="555555"/>
-          <w:sz w:val="21"/>
-          <w:szCs w:val="21"/>
-        </w:rPr>
-        <w:t xml:space="preserve">  —  ML-Powered Web Applications</w:t>
+          <w:color w:val="1F2937"/>
+          <w:sz w:val="20"/>
+          <w:szCs w:val="20"/>
+        </w:rPr>
+        <w:t xml:space="preserve">  —  Mobile Expense Tracking App</w:t>
       </w:r>
     </w:p>
     <w:p>
@@ -443,35 +466,50 @@
           <w:ilvl w:val="0"/>
           <w:numId w:val="1"/>
         </w:numPr>
-        <w:spacing w:before="0" w:after="40"/>
-        <w:rPr/>
-      </w:pPr>
-      <w:r>
-        <w:rPr>
-          <w:rFonts w:eastAsia="Calibri" w:cs="Calibri" w:ascii="Calibri" w:hAnsi="Calibri"/>
-          <w:color w:val="222222"/>
-          <w:sz w:val="20"/>
-          <w:szCs w:val="20"/>
-        </w:rPr>
-        <w:t>Building ML-powered web applications using Flask, React, and scikit-learn, covering model integration and end-to-end app delivery.</w:t>
-      </w:r>
-    </w:p>
-    <w:p>
-      <w:pPr>
-        <w:pStyle w:val="Normal"/>
-        <w:spacing w:before="110" w:after="30"/>
-        <w:rPr/>
-      </w:pPr>
-      <w:hyperlink r:id="rId6">
+        <w:spacing w:before="0" w:after="45"/>
+        <w:rPr/>
+      </w:pPr>
+      <w:r>
+        <w:rPr>
+          <w:color w:val="1F2937"/>
+          <w:sz w:val="20"/>
+          <w:szCs w:val="20"/>
+        </w:rPr>
+        <w:t>Built the complete frontend in React Native, TypeScript, and Expo, including API integration, authentication, protected routing, and persistent sessions.</w:t>
+      </w:r>
+    </w:p>
+    <w:p>
+      <w:pPr>
+        <w:pStyle w:val="ListParagraph"/>
+        <w:numPr>
+          <w:ilvl w:val="0"/>
+          <w:numId w:val="1"/>
+        </w:numPr>
+        <w:spacing w:before="0" w:after="45"/>
+        <w:rPr/>
+      </w:pPr>
+      <w:r>
+        <w:rPr>
+          <w:color w:val="1F2937"/>
+          <w:sz w:val="20"/>
+          <w:szCs w:val="20"/>
+        </w:rPr>
+        <w:t>Implemented expense CRUD flows and category-based analytics UI for tracking spending patterns.</w:t>
+      </w:r>
+    </w:p>
+    <w:p>
+      <w:pPr>
+        <w:pStyle w:val="Normal"/>
+        <w:spacing w:before="85" w:after="15"/>
+        <w:rPr/>
+      </w:pPr>
+      <w:hyperlink r:id="rId8">
         <w:r>
           <w:rPr>
-            <w:rStyle w:val="ListLabel11"/>
-            <w:rFonts w:eastAsia="Calibri" w:cs="Calibri" w:ascii="Calibri" w:hAnsi="Calibri"/>
-            <w:b/>
-            <w:bCs/>
-            <w:color w:val="1155CC"/>
-            <w:sz w:val="21"/>
-            <w:szCs w:val="21"/>
+            <w:rStyle w:val="ListLabel10"/>
+            <w:color w:val="2563EB"/>
+            <w:sz w:val="20"/>
+            <w:szCs w:val="20"/>
             <w:u w:val="single"/>
           </w:rPr>
           <w:t>University Management System</w:t>
@@ -479,12 +517,11 @@
       </w:hyperlink>
       <w:r>
         <w:rPr>
-          <w:rFonts w:eastAsia="Calibri" w:cs="Calibri" w:ascii="Calibri" w:hAnsi="Calibri"/>
           <w:i/>
           <w:iCs/>
-          <w:color w:val="555555"/>
-          <w:sz w:val="21"/>
-          <w:szCs w:val="21"/>
+          <w:color w:val="1F2937"/>
+          <w:sz w:val="20"/>
+          <w:szCs w:val="20"/>
         </w:rPr>
         <w:t xml:space="preserve">  —  PHP Web Application</w:t>
       </w:r>
@@ -496,50 +533,45 @@
           <w:ilvl w:val="0"/>
           <w:numId w:val="1"/>
         </w:numPr>
-        <w:spacing w:before="0" w:after="40"/>
-        <w:rPr/>
-      </w:pPr>
-      <w:r>
-        <w:rPr>
-          <w:rFonts w:eastAsia="Calibri" w:cs="Calibri" w:ascii="Calibri" w:hAnsi="Calibri"/>
-          <w:color w:val="222222"/>
-          <w:sz w:val="20"/>
-          <w:szCs w:val="20"/>
-        </w:rPr>
-        <w:t>Built a PHP-based system for managing university records and administrative workflows.</w:t>
-      </w:r>
-    </w:p>
-    <w:p>
-      <w:pPr>
-        <w:pStyle w:val="Normal"/>
-        <w:spacing w:before="110" w:after="30"/>
-        <w:rPr/>
-      </w:pPr>
-      <w:hyperlink r:id="rId7">
+        <w:spacing w:before="0" w:after="45"/>
+        <w:rPr/>
+      </w:pPr>
+      <w:r>
+        <w:rPr>
+          <w:color w:val="1F2937"/>
+          <w:sz w:val="20"/>
+          <w:szCs w:val="20"/>
+        </w:rPr>
+        <w:t>Developed a PHP/Laravel system for managing university records and administrative workflows, including role-based data handling.</w:t>
+      </w:r>
+    </w:p>
+    <w:p>
+      <w:pPr>
+        <w:pStyle w:val="Normal"/>
+        <w:spacing w:before="85" w:after="15"/>
+        <w:rPr/>
+      </w:pPr>
+      <w:hyperlink r:id="rId9">
         <w:r>
           <w:rPr>
-            <w:rStyle w:val="ListLabel11"/>
-            <w:rFonts w:eastAsia="Calibri" w:cs="Calibri" w:ascii="Calibri" w:hAnsi="Calibri"/>
-            <w:b/>
-            <w:bCs/>
-            <w:color w:val="1155CC"/>
-            <w:sz w:val="21"/>
-            <w:szCs w:val="21"/>
+            <w:rStyle w:val="ListLabel10"/>
+            <w:color w:val="2563EB"/>
+            <w:sz w:val="20"/>
+            <w:szCs w:val="20"/>
             <w:u w:val="single"/>
           </w:rPr>
-          <w:t>SpendWise</w:t>
+          <w:t>01-Task-Manager</w:t>
         </w:r>
       </w:hyperlink>
       <w:r>
         <w:rPr>
-          <w:rFonts w:eastAsia="Calibri" w:cs="Calibri" w:ascii="Calibri" w:hAnsi="Calibri"/>
           <w:i/>
           <w:iCs/>
-          <w:color w:val="555555"/>
-          <w:sz w:val="21"/>
-          <w:szCs w:val="21"/>
-        </w:rPr>
-        <w:t xml:space="preserve">  —  Mobile Expense Tracking App</w:t>
+          <w:color w:val="1F2937"/>
+          <w:sz w:val="20"/>
+          <w:szCs w:val="20"/>
+        </w:rPr>
+        <w:t xml:space="preserve">  —  Task Management App</w:t>
       </w:r>
     </w:p>
     <w:p>
@@ -549,17 +581,45 @@
           <w:ilvl w:val="0"/>
           <w:numId w:val="1"/>
         </w:numPr>
-        <w:spacing w:before="0" w:after="40"/>
-        <w:rPr/>
-      </w:pPr>
-      <w:r>
-        <w:rPr>
-          <w:rFonts w:eastAsia="Calibri" w:cs="Calibri" w:ascii="Calibri" w:hAnsi="Calibri"/>
-          <w:color w:val="222222"/>
-          <w:sz w:val="20"/>
-          <w:szCs w:val="20"/>
-        </w:rPr>
-        <w:t>Built the frontend with API integration, authentication screens, protected routing, and session persistence.</w:t>
+        <w:spacing w:before="0" w:after="45"/>
+        <w:rPr/>
+      </w:pPr>
+      <w:r>
+        <w:rPr>
+          <w:color w:val="1F2937"/>
+          <w:sz w:val="20"/>
+          <w:szCs w:val="20"/>
+        </w:rPr>
+        <w:t>Built a JavaScript task management app with Node.js and Express, including task creation, tracking, status updates, and a CI/CD pipeline via Docker.</w:t>
+      </w:r>
+    </w:p>
+    <w:p>
+      <w:pPr>
+        <w:pStyle w:val="Normal"/>
+        <w:spacing w:before="85" w:after="15"/>
+        <w:rPr/>
+      </w:pPr>
+      <w:hyperlink r:id="rId10">
+        <w:r>
+          <w:rPr>
+            <w:rStyle w:val="ListLabel10"/>
+            <w:color w:val="2563EB"/>
+            <w:sz w:val="20"/>
+            <w:szCs w:val="20"/>
+            <w:u w:val="single"/>
+          </w:rPr>
+          <w:t>dev-journey-flutter</w:t>
+        </w:r>
+      </w:hyperlink>
+      <w:r>
+        <w:rPr>
+          <w:i/>
+          <w:iCs/>
+          <w:color w:val="1F2937"/>
+          <w:sz w:val="20"/>
+          <w:szCs w:val="20"/>
+        </w:rPr>
+        <w:t xml:space="preserve">  —  Flutter Learning Project</w:t>
       </w:r>
     </w:p>
     <w:p>
@@ -569,341 +629,224 @@
           <w:ilvl w:val="0"/>
           <w:numId w:val="1"/>
         </w:numPr>
-        <w:spacing w:before="0" w:after="40"/>
-        <w:rPr/>
-      </w:pPr>
-      <w:r>
-        <w:rPr>
-          <w:rFonts w:eastAsia="Calibri" w:cs="Calibri" w:ascii="Calibri" w:hAnsi="Calibri"/>
-          <w:color w:val="222222"/>
-          <w:sz w:val="20"/>
-          <w:szCs w:val="20"/>
-        </w:rPr>
-        <w:t>Implemented expense CRUD flows and category-based analytics UI using React Native, TypeScript, and Expo.</w:t>
-      </w:r>
-    </w:p>
-    <w:p>
-      <w:pPr>
-        <w:pStyle w:val="Normal"/>
-        <w:spacing w:before="110" w:after="30"/>
-        <w:rPr/>
-      </w:pPr>
-      <w:hyperlink r:id="rId8">
-        <w:r>
-          <w:rPr>
-            <w:rStyle w:val="ListLabel11"/>
-            <w:rFonts w:eastAsia="Calibri" w:cs="Calibri" w:ascii="Calibri" w:hAnsi="Calibri"/>
-            <w:b/>
-            <w:bCs/>
-            <w:color w:val="1155CC"/>
-            <w:sz w:val="21"/>
-            <w:szCs w:val="21"/>
-            <w:u w:val="single"/>
-          </w:rPr>
-          <w:t>01-Task-Manager</w:t>
-        </w:r>
-      </w:hyperlink>
-      <w:r>
-        <w:rPr>
-          <w:rFonts w:eastAsia="Calibri" w:cs="Calibri" w:ascii="Calibri" w:hAnsi="Calibri"/>
+        <w:spacing w:before="0" w:after="45"/>
+        <w:rPr/>
+      </w:pPr>
+      <w:r>
+        <w:rPr>
+          <w:color w:val="1F2937"/>
+          <w:sz w:val="20"/>
+          <w:szCs w:val="20"/>
+        </w:rPr>
+        <w:t>Built a foundational Flutter/Dart project to develop cross-platform mobile development skills.</w:t>
+      </w:r>
+    </w:p>
+    <w:p>
+      <w:pPr>
+        <w:pStyle w:val="Normal"/>
+        <w:pBdr>
+          <w:bottom w:val="single" w:sz="6" w:space="2" w:color="2563EB"/>
+        </w:pBdr>
+        <w:spacing w:before="180" w:after="80"/>
+        <w:rPr/>
+      </w:pPr>
+      <w:r>
+        <w:rPr>
+          <w:b/>
+          <w:bCs/>
+          <w:caps/>
+          <w:color w:val="1F2937"/>
+          <w:spacing w:val="20"/>
+          <w:sz w:val="21"/>
+          <w:szCs w:val="21"/>
+        </w:rPr>
+        <w:t>Technical Skills</w:t>
+      </w:r>
+    </w:p>
+    <w:p>
+      <w:pPr>
+        <w:pStyle w:val="Normal"/>
+        <w:spacing w:before="0" w:after="45"/>
+        <w:rPr/>
+      </w:pPr>
+      <w:r>
+        <w:rPr>
+          <w:b/>
+          <w:bCs/>
+          <w:color w:val="1F2937"/>
+          <w:sz w:val="20"/>
+          <w:szCs w:val="20"/>
+        </w:rPr>
+        <w:t xml:space="preserve">Languages: </w:t>
+      </w:r>
+      <w:r>
+        <w:rPr>
+          <w:color w:val="1F2937"/>
+          <w:sz w:val="20"/>
+          <w:szCs w:val="20"/>
+        </w:rPr>
+        <w:t>JavaScript, TypeScript, Python, PHP, Dart, C++</w:t>
+      </w:r>
+    </w:p>
+    <w:p>
+      <w:pPr>
+        <w:pStyle w:val="Normal"/>
+        <w:spacing w:before="0" w:after="45"/>
+        <w:rPr/>
+      </w:pPr>
+      <w:r>
+        <w:rPr>
+          <w:b/>
+          <w:bCs/>
+          <w:color w:val="1F2937"/>
+          <w:sz w:val="20"/>
+          <w:szCs w:val="20"/>
+        </w:rPr>
+        <w:t xml:space="preserve">Web &amp; Mobile: </w:t>
+      </w:r>
+      <w:r>
+        <w:rPr>
+          <w:color w:val="1F2937"/>
+          <w:sz w:val="20"/>
+          <w:szCs w:val="20"/>
+        </w:rPr>
+        <w:t>React, React Native, Expo, HTML/CSS</w:t>
+      </w:r>
+    </w:p>
+    <w:p>
+      <w:pPr>
+        <w:pStyle w:val="Normal"/>
+        <w:spacing w:before="0" w:after="45"/>
+        <w:rPr/>
+      </w:pPr>
+      <w:r>
+        <w:rPr>
+          <w:b/>
+          <w:bCs/>
+          <w:color w:val="1F2937"/>
+          <w:sz w:val="20"/>
+          <w:szCs w:val="20"/>
+        </w:rPr>
+        <w:t xml:space="preserve">Backend &amp; AI/ML: </w:t>
+      </w:r>
+      <w:r>
+        <w:rPr>
+          <w:color w:val="1F2937"/>
+          <w:sz w:val="20"/>
+          <w:szCs w:val="20"/>
+        </w:rPr>
+        <w:t>Flask, Node.js, Laravel, scikit-learn, Pandas, NumPy, Playwright, REST APIs</w:t>
+      </w:r>
+    </w:p>
+    <w:p>
+      <w:pPr>
+        <w:pStyle w:val="Normal"/>
+        <w:spacing w:before="0" w:after="45"/>
+        <w:rPr/>
+      </w:pPr>
+      <w:r>
+        <w:rPr>
+          <w:b/>
+          <w:bCs/>
+          <w:color w:val="1F2937"/>
+          <w:sz w:val="20"/>
+          <w:szCs w:val="20"/>
+        </w:rPr>
+        <w:t xml:space="preserve">Cloud &amp; DevOps: </w:t>
+      </w:r>
+      <w:r>
+        <w:rPr>
+          <w:color w:val="1F2937"/>
+          <w:sz w:val="20"/>
+          <w:szCs w:val="20"/>
+        </w:rPr>
+        <w:t>AWS, Vercel, Railway, Docker</w:t>
+      </w:r>
+    </w:p>
+    <w:p>
+      <w:pPr>
+        <w:pStyle w:val="Normal"/>
+        <w:spacing w:before="0" w:after="45"/>
+        <w:rPr/>
+      </w:pPr>
+      <w:r>
+        <w:rPr>
+          <w:b/>
+          <w:bCs/>
+          <w:color w:val="1F2937"/>
+          <w:sz w:val="20"/>
+          <w:szCs w:val="20"/>
+        </w:rPr>
+        <w:t xml:space="preserve">Tools: </w:t>
+      </w:r>
+      <w:r>
+        <w:rPr>
+          <w:color w:val="1F2937"/>
+          <w:sz w:val="20"/>
+          <w:szCs w:val="20"/>
+        </w:rPr>
+        <w:t>Git &amp; GitHub, VS Code, Postman, XAMPP, Android Studio, Jupyter Notebook</w:t>
+      </w:r>
+    </w:p>
+    <w:p>
+      <w:pPr>
+        <w:pStyle w:val="Normal"/>
+        <w:pBdr>
+          <w:bottom w:val="single" w:sz="6" w:space="2" w:color="2563EB"/>
+        </w:pBdr>
+        <w:spacing w:before="180" w:after="80"/>
+        <w:rPr/>
+      </w:pPr>
+      <w:r>
+        <w:rPr>
+          <w:b/>
+          <w:bCs/>
+          <w:caps/>
+          <w:color w:val="1F2937"/>
+          <w:spacing w:val="20"/>
+          <w:sz w:val="21"/>
+          <w:szCs w:val="21"/>
+        </w:rPr>
+        <w:t>Education</w:t>
+      </w:r>
+    </w:p>
+    <w:p>
+      <w:pPr>
+        <w:pStyle w:val="Normal"/>
+        <w:spacing w:before="0" w:after="20"/>
+        <w:rPr/>
+      </w:pPr>
+      <w:r>
+        <w:rPr>
+          <w:b/>
+          <w:bCs/>
+          <w:color w:val="1F2937"/>
+          <w:sz w:val="21"/>
+          <w:szCs w:val="21"/>
+        </w:rPr>
+        <w:t>Bachelor of Science (BS) — Computer Science</w:t>
+      </w:r>
+    </w:p>
+    <w:p>
+      <w:pPr>
+        <w:pStyle w:val="Normal"/>
+        <w:rPr/>
+      </w:pPr>
+      <w:r>
+        <w:rPr>
           <w:i/>
           <w:iCs/>
-          <w:color w:val="555555"/>
-          <w:sz w:val="21"/>
-          <w:szCs w:val="21"/>
-        </w:rPr>
-        <w:t xml:space="preserve">  —  Task Management App</w:t>
-      </w:r>
-    </w:p>
-    <w:p>
-      <w:pPr>
-        <w:pStyle w:val="ListParagraph"/>
-        <w:numPr>
-          <w:ilvl w:val="0"/>
-          <w:numId w:val="1"/>
-        </w:numPr>
-        <w:spacing w:before="0" w:after="40"/>
-        <w:rPr/>
-      </w:pPr>
-      <w:r>
-        <w:rPr>
-          <w:rFonts w:eastAsia="Calibri" w:cs="Calibri" w:ascii="Calibri" w:hAnsi="Calibri"/>
-          <w:color w:val="222222"/>
-          <w:sz w:val="20"/>
-          <w:szCs w:val="20"/>
-        </w:rPr>
-        <w:t>Built a JavaScript-based task management application covering task creation, tracking, and status updates.</w:t>
-      </w:r>
-    </w:p>
-    <w:p>
-      <w:pPr>
-        <w:pStyle w:val="Normal"/>
-        <w:spacing w:before="110" w:after="30"/>
-        <w:rPr/>
-      </w:pPr>
-      <w:hyperlink r:id="rId9">
-        <w:r>
-          <w:rPr>
-            <w:rStyle w:val="ListLabel11"/>
-            <w:rFonts w:eastAsia="Calibri" w:cs="Calibri" w:ascii="Calibri" w:hAnsi="Calibri"/>
-            <w:b/>
-            <w:bCs/>
-            <w:color w:val="1155CC"/>
-            <w:sz w:val="21"/>
-            <w:szCs w:val="21"/>
-            <w:u w:val="single"/>
-          </w:rPr>
-          <w:t>dev-journey-flutter</w:t>
-        </w:r>
-      </w:hyperlink>
-      <w:r>
-        <w:rPr>
-          <w:rFonts w:eastAsia="Calibri" w:cs="Calibri" w:ascii="Calibri" w:hAnsi="Calibri"/>
-          <w:i/>
-          <w:iCs/>
-          <w:color w:val="555555"/>
-          <w:sz w:val="21"/>
-          <w:szCs w:val="21"/>
-        </w:rPr>
-        <w:t xml:space="preserve">  —  Flutter Learning Project</w:t>
-      </w:r>
-    </w:p>
-    <w:p>
-      <w:pPr>
-        <w:pStyle w:val="ListParagraph"/>
-        <w:numPr>
-          <w:ilvl w:val="0"/>
-          <w:numId w:val="1"/>
-        </w:numPr>
-        <w:spacing w:before="0" w:after="40"/>
-        <w:rPr/>
-      </w:pPr>
-      <w:r>
-        <w:rPr>
-          <w:rFonts w:eastAsia="Calibri" w:cs="Calibri" w:ascii="Calibri" w:hAnsi="Calibri"/>
-          <w:color w:val="222222"/>
-          <w:sz w:val="20"/>
-          <w:szCs w:val="20"/>
-        </w:rPr>
-        <w:t>Foundational Flutter/Dart mobile project built while learning cross-platform mobile development.</w:t>
-      </w:r>
-    </w:p>
-    <w:p>
-      <w:pPr>
-        <w:pStyle w:val="Normal"/>
-        <w:pBdr>
-          <w:bottom w:val="single" w:sz="4" w:space="2" w:color="1F3864"/>
-        </w:pBdr>
-        <w:spacing w:before="120" w:after="60"/>
-        <w:rPr/>
-      </w:pPr>
-      <w:r>
-        <w:rPr>
-          <w:rFonts w:eastAsia="Calibri" w:cs="Calibri" w:ascii="Calibri" w:hAnsi="Calibri"/>
-          <w:b/>
-          <w:bCs/>
-          <w:color w:val="1F3864"/>
-          <w:sz w:val="22"/>
-          <w:szCs w:val="22"/>
-        </w:rPr>
-        <w:t>TECHNICAL SKILLS</w:t>
-      </w:r>
-    </w:p>
-    <w:p>
-      <w:pPr>
-        <w:pStyle w:val="Normal"/>
-        <w:spacing w:before="0" w:after="40"/>
-        <w:rPr/>
-      </w:pPr>
-      <w:r>
-        <w:rPr>
-          <w:rFonts w:eastAsia="Calibri" w:cs="Calibri" w:ascii="Calibri" w:hAnsi="Calibri"/>
-          <w:b/>
-          <w:bCs/>
-          <w:color w:val="222222"/>
-          <w:sz w:val="20"/>
-          <w:szCs w:val="20"/>
-        </w:rPr>
-        <w:t xml:space="preserve">Languages: </w:t>
-      </w:r>
-      <w:r>
-        <w:rPr>
-          <w:rFonts w:eastAsia="Calibri" w:cs="Calibri" w:ascii="Calibri" w:hAnsi="Calibri"/>
-          <w:color w:val="222222"/>
-          <w:sz w:val="20"/>
-          <w:szCs w:val="20"/>
-        </w:rPr>
-        <w:t>JavaScript, TypeScript, Python, PHP, Dart</w:t>
-      </w:r>
-    </w:p>
-    <w:p>
-      <w:pPr>
-        <w:pStyle w:val="Normal"/>
-        <w:spacing w:before="0" w:after="40"/>
-        <w:rPr/>
-      </w:pPr>
-      <w:r>
-        <w:rPr>
-          <w:rFonts w:eastAsia="Calibri" w:cs="Calibri" w:ascii="Calibri" w:hAnsi="Calibri"/>
-          <w:b/>
-          <w:bCs/>
-          <w:color w:val="222222"/>
-          <w:sz w:val="20"/>
-          <w:szCs w:val="20"/>
-        </w:rPr>
-        <w:t xml:space="preserve">Web &amp; Mobile: </w:t>
-      </w:r>
-      <w:r>
-        <w:rPr>
-          <w:rFonts w:eastAsia="Calibri" w:cs="Calibri" w:ascii="Calibri" w:hAnsi="Calibri"/>
-          <w:color w:val="222222"/>
-          <w:sz w:val="20"/>
-          <w:szCs w:val="20"/>
-        </w:rPr>
-        <w:t>React, React Native, Expo, HTML/CSS</w:t>
-      </w:r>
-    </w:p>
-    <w:p>
-      <w:pPr>
-        <w:pStyle w:val="Normal"/>
-        <w:spacing w:before="0" w:after="40"/>
-        <w:rPr/>
-      </w:pPr>
-      <w:r>
-        <w:rPr>
-          <w:rFonts w:eastAsia="Calibri" w:cs="Calibri" w:ascii="Calibri" w:hAnsi="Calibri"/>
-          <w:b/>
-          <w:bCs/>
-          <w:color w:val="222222"/>
-          <w:sz w:val="20"/>
-          <w:szCs w:val="20"/>
-        </w:rPr>
-        <w:t xml:space="preserve">Backend &amp; AI/ML: </w:t>
-      </w:r>
-      <w:r>
-        <w:rPr>
-          <w:rFonts w:eastAsia="Calibri" w:cs="Calibri" w:ascii="Calibri" w:hAnsi="Calibri"/>
-          <w:color w:val="222222"/>
-          <w:sz w:val="20"/>
-          <w:szCs w:val="20"/>
-        </w:rPr>
-        <w:t>Flask, Node.js, Laravel, scikit-learn, Pandas, NumPy, Axios, REST APIs</w:t>
-      </w:r>
-    </w:p>
-    <w:p>
-      <w:pPr>
-        <w:pStyle w:val="Normal"/>
-        <w:spacing w:before="0" w:after="40"/>
-        <w:rPr/>
-      </w:pPr>
-      <w:r>
-        <w:rPr>
-          <w:rFonts w:eastAsia="Calibri" w:cs="Calibri" w:ascii="Calibri" w:hAnsi="Calibri"/>
-          <w:b/>
-          <w:bCs/>
-          <w:color w:val="222222"/>
-          <w:sz w:val="20"/>
-          <w:szCs w:val="20"/>
-        </w:rPr>
-        <w:t xml:space="preserve">Cloud &amp; DevOps: </w:t>
-      </w:r>
-      <w:r>
-        <w:rPr>
-          <w:rFonts w:eastAsia="Calibri" w:cs="Calibri" w:ascii="Calibri" w:hAnsi="Calibri"/>
-          <w:color w:val="222222"/>
-          <w:sz w:val="20"/>
-          <w:szCs w:val="20"/>
-        </w:rPr>
-        <w:t>AWS, Vercel, Railway</w:t>
-      </w:r>
-    </w:p>
-    <w:p>
-      <w:pPr>
-        <w:pStyle w:val="Normal"/>
-        <w:spacing w:before="0" w:after="40"/>
-        <w:rPr/>
-      </w:pPr>
-      <w:r>
-        <w:rPr>
-          <w:rFonts w:eastAsia="Calibri" w:cs="Calibri" w:ascii="Calibri" w:hAnsi="Calibri"/>
-          <w:b/>
-          <w:bCs/>
-          <w:color w:val="222222"/>
-          <w:sz w:val="20"/>
-          <w:szCs w:val="20"/>
-        </w:rPr>
-        <w:t xml:space="preserve">Tools: </w:t>
-      </w:r>
-      <w:r>
-        <w:rPr>
-          <w:rFonts w:eastAsia="Calibri" w:cs="Calibri" w:ascii="Calibri" w:hAnsi="Calibri"/>
-          <w:color w:val="222222"/>
-          <w:sz w:val="20"/>
-          <w:szCs w:val="20"/>
-        </w:rPr>
-        <w:t>Git &amp; GitHub, VS Code, Postman, XAMPP, Android Studio, Visual Studio, Jupyter Notebook</w:t>
-      </w:r>
-    </w:p>
-    <w:p>
-      <w:pPr>
-        <w:pStyle w:val="Normal"/>
-        <w:pBdr>
-          <w:bottom w:val="single" w:sz="4" w:space="2" w:color="1F3864"/>
-        </w:pBdr>
-        <w:spacing w:before="120" w:after="60"/>
-        <w:rPr/>
-      </w:pPr>
-      <w:r>
-        <w:rPr>
-          <w:rFonts w:eastAsia="Calibri" w:cs="Calibri" w:ascii="Calibri" w:hAnsi="Calibri"/>
-          <w:b/>
-          <w:bCs/>
-          <w:color w:val="1F3864"/>
-          <w:sz w:val="22"/>
-          <w:szCs w:val="22"/>
-        </w:rPr>
-        <w:t>EDUCATION</w:t>
-      </w:r>
-    </w:p>
-    <w:p>
-      <w:pPr>
-        <w:pStyle w:val="Normal"/>
-        <w:spacing w:before="0" w:after="20"/>
-        <w:rPr/>
-      </w:pPr>
-      <w:r>
-        <w:rPr>
-          <w:rFonts w:eastAsia="Calibri" w:cs="Calibri" w:ascii="Calibri" w:hAnsi="Calibri"/>
-          <w:b/>
-          <w:bCs/>
-          <w:color w:val="222222"/>
-          <w:sz w:val="21"/>
-          <w:szCs w:val="21"/>
-        </w:rPr>
-        <w:t>Bachelor of Science (BS) — Computer Science</w:t>
-      </w:r>
-    </w:p>
-    <w:p>
-      <w:pPr>
-        <w:pStyle w:val="Normal"/>
-        <w:rPr/>
-      </w:pPr>
-      <w:r>
-        <w:rPr>
-          <w:rFonts w:eastAsia="Calibri" w:cs="Calibri" w:ascii="Calibri" w:hAnsi="Calibri"/>
-          <w:i/>
-          <w:iCs/>
-          <w:color w:val="555555"/>
-          <w:sz w:val="20"/>
-          <w:szCs w:val="20"/>
-        </w:rPr>
-        <w:t>In Progress  |  2023 – 2027 (Expected)</w:t>
+          <w:color w:val="1F2937"/>
+          <w:sz w:val="20"/>
+          <w:szCs w:val="20"/>
+        </w:rPr>
+        <w:t>University of Gujrat  |  In Progress  |  2023 – 2027 (Expected)</w:t>
       </w:r>
     </w:p>
     <w:sectPr>
       <w:type w:val="nextPage"/>
       <w:pgSz w:w="12240" w:h="15840"/>
-      <w:pgMar w:left="850" w:right="850" w:gutter="0" w:header="0" w:top="500" w:footer="0" w:bottom="500"/>
+      <w:pgMar w:left="620" w:right="620" w:gutter="0" w:header="0" w:top="620" w:footer="0" w:bottom="620"/>
       <w:pgNumType w:fmt="decimal"/>
       <w:formProt w:val="false"/>
       <w:textDirection w:val="lrTb"/>
